--- a/IQOQDQ/OQ_HMI/Machine type/FP 10/View_SettingsView_V0270_00_DedustingView.docx
+++ b/IQOQDQ/OQ_HMI/Machine type/FP 10/View_SettingsView_V0270_00_DedustingView.docx
@@ -56,18 +56,7 @@
               <w:t>\Operation\Tube blow out\</w:t>
             </w:r>
             <w:r>
-              <w:t xml:space="preserve"> </w:t>
-            </w:r>
-            <w:r>
-              <w:t xml:space="preserve">Tube </w:t>
-            </w:r>
-            <w:proofErr w:type="gramStart"/>
-            <w:r>
-              <w:t>blow</w:t>
-            </w:r>
-            <w:proofErr w:type="gramEnd"/>
-            <w:r>
-              <w:t xml:space="preserve"> out</w:t>
+              <w:t>Settings</w:t>
             </w:r>
           </w:p>
         </w:tc>
@@ -102,10 +91,10 @@
                 <w:noProof/>
               </w:rPr>
               <w:drawing>
-                <wp:inline distT="0" distB="0" distL="0" distR="0" wp14:anchorId="4DBEC67C" wp14:editId="2AD166C7">
+                <wp:inline distT="0" distB="0" distL="0" distR="0" wp14:anchorId="2C284C30" wp14:editId="20FFA7CE">
                   <wp:extent cx="6013450" cy="3381375"/>
                   <wp:effectExtent l="0" t="0" r="6350" b="9525"/>
-                  <wp:docPr id="140444881" name="Picture 51"/>
+                  <wp:docPr id="1151791899" name="Picture 50"/>
                   <wp:cNvGraphicFramePr>
                     <a:graphicFrameLocks xmlns:a="http://schemas.openxmlformats.org/drawingml/2006/main" noChangeAspect="1"/>
                   </wp:cNvGraphicFramePr>
@@ -113,7 +102,7 @@
                     <a:graphicData uri="http://schemas.openxmlformats.org/drawingml/2006/picture">
                       <pic:pic xmlns:pic="http://schemas.openxmlformats.org/drawingml/2006/picture">
                         <pic:nvPicPr>
-                          <pic:cNvPr id="0" name="Picture 101"/>
+                          <pic:cNvPr id="0" name="Picture 99"/>
                           <pic:cNvPicPr>
                             <a:picLocks noChangeAspect="1" noChangeArrowheads="1"/>
                           </pic:cNvPicPr>
